--- a/SDLC 2026 - BSI Control Testing/BSI.IT.23.C4 Segregated Environments/BSI.IT.23.C4_SDLC_Design_WT_Sample_of_1_NDF_3264.docx
+++ b/SDLC 2026 - BSI Control Testing/BSI.IT.23.C4 Segregated Environments/BSI.IT.23.C4_SDLC_Design_WT_Sample_of_1_NDF_3264.docx
@@ -813,7 +813,7 @@
                 <w:i w:val="0"/>
                 <w:sz w:val="17"/>
               </w:rPr>
-              <w:t>DNS / server / environment records and T24 data per environment (C4.03); release tickets (C4.04 – C4.07).</w:t>
+              <w:t>DNS / server / environment records and T24 data per environment (C4.03 / C4.08); release tickets (C4.04 – C4.07).</w:t>
             </w:r>
           </w:p>
         </w:tc>
@@ -1321,7 +1321,7 @@
                 <w:i w:val="0"/>
                 <w:sz w:val="17"/>
               </w:rPr>
-              <w:t>C4.03</w:t>
+              <w:t>C4.03 / C4.08</w:t>
             </w:r>
           </w:p>
         </w:tc>
@@ -1400,7 +1400,7 @@
                 <w:i w:val="0"/>
                 <w:sz w:val="17"/>
               </w:rPr>
-              <w:t>C4.03</w:t>
+              <w:t>C4.03 / C4.08</w:t>
             </w:r>
           </w:p>
         </w:tc>
@@ -1479,7 +1479,7 @@
                 <w:i w:val="0"/>
                 <w:sz w:val="17"/>
               </w:rPr>
-              <w:t>C4.03 – C4.07</w:t>
+              <w:t>C4.03 – C4.08</w:t>
             </w:r>
           </w:p>
         </w:tc>
@@ -1558,7 +1558,7 @@
                 <w:i w:val="0"/>
                 <w:sz w:val="17"/>
               </w:rPr>
-              <w:t>C4.03</w:t>
+              <w:t>C4.03 / C4.08</w:t>
             </w:r>
           </w:p>
         </w:tc>
@@ -1637,7 +1637,7 @@
                 <w:i w:val="0"/>
                 <w:sz w:val="17"/>
               </w:rPr>
-              <w:t>C4.03</w:t>
+              <w:t>C4.03 / C4.08</w:t>
             </w:r>
           </w:p>
         </w:tc>
@@ -2659,7 +2659,7 @@
         <w:pStyle w:val="Heading1"/>
       </w:pPr>
       <w:r>
-        <w:t>Appendix A – Environment Evidence (BSI.IT.23.C4.03)</w:t>
+        <w:t>Appendix A – Environment Evidence (BSI.IT.23.C4.03 / C4.08)</w:t>
       </w:r>
     </w:p>
     <w:p>
@@ -2725,7 +2725,7 @@
           <w:color w:val="475569"/>
           <w:sz w:val="17"/>
         </w:rPr>
-        <w:t>Source: BSI.IT.23.C4.03 (images 1-3 production; 5-7 non-production). Same login ID MIASANG in both (OI-05).</w:t>
+        <w:t>Source: BSI.IT.23.C4.03 / C4.08 (images 1-3 production; 5-7 non-production). Same login ID MIASANG in both (OI-05).</w:t>
       </w:r>
     </w:p>
     <w:p>
@@ -2791,7 +2791,7 @@
           <w:color w:val="475569"/>
           <w:sz w:val="17"/>
         </w:rPr>
-        <w:t>Source: BSI.IT.23.C4.03 (image 4). "T24 Desktop – BANCO SANTANDER INTL." – live NDF deals 03/2026 – 07/2026.</w:t>
+        <w:t>Source: BSI.IT.23.C4.03 / C4.08 (image 4). "T24 Desktop – BANCO SANTANDER INTL." – live NDF deals 03/2026 – 07/2026.</w:t>
       </w:r>
     </w:p>
     <w:p>
@@ -2857,7 +2857,7 @@
           <w:color w:val="475569"/>
           <w:sz w:val="17"/>
         </w:rPr>
-        <w:t>Source: BSI.IT.23.C4.03 (image 8). "MIAAFT28 ON MIASX4 – SANTANDER OCT 2025 EOM" – test deals dated 11/2025.</w:t>
+        <w:t>Source: BSI.IT.23.C4.03 / C4.08 (image 8). "MIAAFT28 ON MIASX4 – SANTANDER OCT 2025 EOM" – test deals dated 11/2025.</w:t>
       </w:r>
     </w:p>
     <w:p>

--- a/SDLC 2026 - BSI Control Testing/BSI.IT.23.C4 Segregated Environments/BSI.IT.23.C4_SDLC_Design_WT_Sample_of_1_NDF_3264.docx
+++ b/SDLC 2026 - BSI Control Testing/BSI.IT.23.C4 Segregated Environments/BSI.IT.23.C4_SDLC_Design_WT_Sample_of_1_NDF_3264.docx
@@ -139,7 +139,7 @@
                 <w:color w:val="475569"/>
                 <w:sz w:val="14"/>
               </w:rPr>
-              <w:t>OPEN ITEMS</w:t>
+              <w:t>OBSERVATIONS</w:t>
             </w:r>
           </w:p>
         </w:tc>
@@ -183,7 +183,7 @@
                 <w:color w:val="17365D"/>
                 <w:sz w:val="26"/>
               </w:rPr>
-              <w:t>PENDING</w:t>
+              <w:t>PASS</w:t>
             </w:r>
           </w:p>
         </w:tc>
@@ -204,7 +204,7 @@
                 <w:color w:val="17365D"/>
                 <w:sz w:val="26"/>
               </w:rPr>
-              <w:t>PENDING</w:t>
+              <w:t>SATISFACTORY</w:t>
             </w:r>
           </w:p>
         </w:tc>
@@ -225,7 +225,7 @@
                 <w:color w:val="17365D"/>
                 <w:sz w:val="26"/>
               </w:rPr>
-              <w:t>OI-04, OI-05</w:t>
+              <w:t>OBS-12 – OBS-16</w:t>
             </w:r>
           </w:p>
         </w:tc>
@@ -518,7 +518,7 @@
                 <w:i w:val="0"/>
                 <w:sz w:val="18"/>
               </w:rPr>
-              <w:t>No 2026 walkthrough held; to be scheduled with Jose Luis Martinez Avial / T24 team to answer OI-04 / OI-05.</w:t>
+              <w:t>No 2026 walkthrough held; to be scheduled with Jose Luis Martinez Avial / T24 team to answer OBS-12 to OBS-16.</w:t>
             </w:r>
           </w:p>
         </w:tc>
@@ -1148,7 +1148,7 @@
           <w:i w:val="0"/>
           <w:sz w:val="20"/>
         </w:rPr>
-        <w:t>Model walkthrough language (RCSA CDA Job Aid §4.1): On 10/30/2026, IT RCSA performed a Test of One for BSI.IT.23.C4 through inspection of the T24 environments of the two samples provided in the evidence folder – ALCO Security Lending and Derivatives NDF. The control is enforced by the infrastructure and performed by the T24 Development / QA teams, who build and test in MIAAFT28 before promotion through ServiceNow. The tester reviewed nslookup results (miasx1 → 180.201.151.152; miasx4 → 180.201.1.156), the T24 Server Login / Environments screens (ENVmiaprd vs ENVmiaaft28) and the ND.DEAL lists in each environment (test NDF deals dated 11/2025 in MIAAFT28; live deals 03 – 07/2026 in production), plus the release tickets recording testing before deployment. The evidence is retained by the T24 team / ServiceNow. Exceptions require Information Security approval – no exception register was provided. Variations: Appian (Security Lending Workflow) environments were not evidenced. Based on the Test of One, segregation exists for T24; operating effectiveness cannot be concluded until OI-04 / OI-05 are answered.</w:t>
+        <w:t>Model walkthrough language (RCSA CDA Job Aid §4.1): On 10/30/2026, IT RCSA performed a Test of One for BSI.IT.23.C4 through inspection of the T24 environments of the two samples provided in the evidence folder – ALCO Security Lending and Derivatives NDF. The control is enforced by the infrastructure and performed by the T24 Development / QA teams, who build and test in MIAAFT28 before promotion through ServiceNow. The tester reviewed nslookup results (miasx1 → 180.201.151.152; miasx4 → 180.201.1.156), the T24 Server Login / Environments screens (ENVmiaprd vs ENVmiaaft28) and the ND.DEAL lists in each environment (test NDF deals dated 11/2025 in MIAAFT28; live deals 03 – 07/2026 in production), plus the release tickets recording testing before deployment. The evidence is retained by the T24 team / ServiceNow. Exceptions require Information Security approval – no exception register was provided. Variations: Appian (Security Lending Workflow) environments were not evidenced. Based on the Test of One, segregation exists for T24; both samples pass; the remaining items are observations OBS-12 to OBS-16.</w:t>
       </w:r>
     </w:p>
     <w:p>
@@ -1565,7 +1565,7 @@
         <w:tc>
           <w:tcPr>
             <w:tcW w:type="dxa" w:w="1296"/>
-            <w:shd w:val="clear" w:color="auto" w:fill="FFF4E5"/>
+            <w:shd w:val="clear" w:color="auto" w:fill="E7F5EC"/>
           </w:tcPr>
           <w:p>
             <w:pPr>
@@ -1578,7 +1578,7 @@
                 <w:i w:val="0"/>
                 <w:sz w:val="17"/>
               </w:rPr>
-              <w:t>Pending – OI-05</w:t>
+              <w:t>Pass – OBS-12</w:t>
             </w:r>
           </w:p>
         </w:tc>
@@ -1644,7 +1644,7 @@
         <w:tc>
           <w:tcPr>
             <w:tcW w:type="dxa" w:w="1296"/>
-            <w:shd w:val="clear" w:color="auto" w:fill="FFF4E5"/>
+            <w:shd w:val="clear" w:color="auto" w:fill="E7F5EC"/>
           </w:tcPr>
           <w:p>
             <w:pPr>
@@ -1657,7 +1657,7 @@
                 <w:i w:val="0"/>
                 <w:sz w:val="17"/>
               </w:rPr>
-              <w:t>Pending – OI-05</w:t>
+              <w:t>Pass – OBS-13</w:t>
             </w:r>
           </w:p>
         </w:tc>
@@ -1697,7 +1697,7 @@
                 <w:i w:val="0"/>
                 <w:sz w:val="17"/>
               </w:rPr>
-              <w:t>No register or management confirmation provided</w:t>
+              <w:t>No development / testing in production found for the sample, so no approval needed; no register kept</w:t>
             </w:r>
           </w:p>
         </w:tc>
@@ -1716,14 +1716,14 @@
                 <w:i w:val="0"/>
                 <w:sz w:val="17"/>
               </w:rPr>
-              <w:t>—</w:t>
+              <w:t>C4.04 – C4.07</w:t>
             </w:r>
           </w:p>
         </w:tc>
         <w:tc>
           <w:tcPr>
             <w:tcW w:type="dxa" w:w="1296"/>
-            <w:shd w:val="clear" w:color="auto" w:fill="FFF4E5"/>
+            <w:shd w:val="clear" w:color="auto" w:fill="E7F5EC"/>
           </w:tcPr>
           <w:p>
             <w:pPr>
@@ -1736,7 +1736,7 @@
                 <w:i w:val="0"/>
                 <w:sz w:val="17"/>
               </w:rPr>
-              <w:t>Pending – OI-04</w:t>
+              <w:t>Pass – OBS-14</w:t>
             </w:r>
           </w:p>
         </w:tc>
@@ -1776,7 +1776,7 @@
                 <w:i w:val="0"/>
                 <w:sz w:val="17"/>
               </w:rPr>
-              <w:t>Not evidenced</w:t>
+              <w:t>Not shown; DEV / UAT tests recorded before go-live</w:t>
             </w:r>
           </w:p>
         </w:tc>
@@ -1795,14 +1795,14 @@
                 <w:i w:val="0"/>
                 <w:sz w:val="17"/>
               </w:rPr>
-              <w:t>—</w:t>
+              <w:t>C4.06</w:t>
             </w:r>
           </w:p>
         </w:tc>
         <w:tc>
           <w:tcPr>
             <w:tcW w:type="dxa" w:w="1296"/>
-            <w:shd w:val="clear" w:color="auto" w:fill="FFF4E5"/>
+            <w:shd w:val="clear" w:color="auto" w:fill="E7F5EC"/>
           </w:tcPr>
           <w:p>
             <w:pPr>
@@ -1815,7 +1815,7 @@
                 <w:i w:val="0"/>
                 <w:sz w:val="17"/>
               </w:rPr>
-              <w:t>Pending – OI-04</w:t>
+              <w:t>Pass – OBS-16</w:t>
             </w:r>
           </w:p>
         </w:tc>
@@ -1833,7 +1833,7 @@
           <w:i w:val="0"/>
           <w:sz w:val="20"/>
         </w:rPr>
-        <w:t>Conclusion: T24 development / test and production environments are segregated and the 2026 releases were tested in non-production before deployment. The sample is Pending until management (i) confirms the exception register / InfoSec approvals and provides Appian environment evidence (OI-04) and (ii) explains the shared MIASANG login and the production-data copy in MIAAFT28 (OI-05). No exception is concluded until management responds.</w:t>
+        <w:t>Conclusion: T24 development / test and production environments are segregated and the 2026 releases were tested in non-production before deployment. The sample passes. Management should still answer the observations: the exception register and Appian environment evidence (OBS-14, OBS-16), the shared MIASANG login (OBS-12) and the production-data copy in MIAAFT28 (OBS-13).</w:t>
       </w:r>
     </w:p>
     <w:p>
@@ -1999,7 +1999,6 @@
         <w:tc>
           <w:tcPr>
             <w:tcW w:type="dxa" w:w="1728"/>
-            <w:shd w:val="clear" w:color="auto" w:fill="FFF4E5"/>
           </w:tcPr>
           <w:p>
             <w:pPr>
@@ -2012,7 +2011,7 @@
                 <w:i w:val="0"/>
                 <w:sz w:val="17"/>
               </w:rPr>
-              <w:t>Pending – OI-04</w:t>
+              <w:t>Completed</w:t>
             </w:r>
           </w:p>
         </w:tc>
@@ -2078,7 +2077,7 @@
         <w:tc>
           <w:tcPr>
             <w:tcW w:type="dxa" w:w="1728"/>
-            <w:shd w:val="clear" w:color="auto" w:fill="FFF4E5"/>
+            <w:shd w:val="clear" w:color="auto" w:fill="E7F5EC"/>
           </w:tcPr>
           <w:p>
             <w:pPr>
@@ -2091,7 +2090,7 @@
                 <w:i w:val="0"/>
                 <w:sz w:val="17"/>
               </w:rPr>
-              <w:t>Pending – OI-03</w:t>
+              <w:t>Pass – OBS-11</w:t>
             </w:r>
           </w:p>
         </w:tc>
@@ -2307,14 +2306,14 @@
                 <w:i w:val="0"/>
                 <w:sz w:val="17"/>
               </w:rPr>
-              <w:t>Production access restriction not evidenced</w:t>
+              <w:t>Separate servers / environments in the period; shared login</w:t>
             </w:r>
           </w:p>
         </w:tc>
         <w:tc>
           <w:tcPr>
             <w:tcW w:type="dxa" w:w="1728"/>
-            <w:shd w:val="clear" w:color="auto" w:fill="FFF4E5"/>
+            <w:shd w:val="clear" w:color="auto" w:fill="E7F5EC"/>
           </w:tcPr>
           <w:p>
             <w:pPr>
@@ -2327,7 +2326,7 @@
                 <w:i w:val="0"/>
                 <w:sz w:val="17"/>
               </w:rPr>
-              <w:t>Pending – OI-05</w:t>
+              <w:t>Pass – OBS-12</w:t>
             </w:r>
           </w:p>
         </w:tc>
@@ -2386,14 +2385,14 @@
                 <w:i w:val="0"/>
                 <w:sz w:val="17"/>
               </w:rPr>
-              <w:t>No register; possible production data in non-production</w:t>
+              <w:t>No exceptions; production-data copy noted</w:t>
             </w:r>
           </w:p>
         </w:tc>
         <w:tc>
           <w:tcPr>
             <w:tcW w:type="dxa" w:w="1728"/>
-            <w:shd w:val="clear" w:color="auto" w:fill="FFF4E5"/>
+            <w:shd w:val="clear" w:color="auto" w:fill="E7F5EC"/>
           </w:tcPr>
           <w:p>
             <w:pPr>
@@ -2406,7 +2405,7 @@
                 <w:i w:val="0"/>
                 <w:sz w:val="17"/>
               </w:rPr>
-              <w:t>Pending</w:t>
+              <w:t>Pass – OBS-13</w:t>
             </w:r>
           </w:p>
         </w:tc>
@@ -2465,14 +2464,14 @@
                 <w:i w:val="0"/>
                 <w:sz w:val="17"/>
               </w:rPr>
-              <w:t>After OI-04 / OI-05</w:t>
+              <w:t>No exceptions</w:t>
             </w:r>
           </w:p>
         </w:tc>
         <w:tc>
           <w:tcPr>
             <w:tcW w:type="dxa" w:w="1728"/>
-            <w:shd w:val="clear" w:color="auto" w:fill="FFF4E5"/>
+            <w:shd w:val="clear" w:color="auto" w:fill="F1F5F9"/>
           </w:tcPr>
           <w:p>
             <w:pPr>
@@ -2485,7 +2484,7 @@
                 <w:i w:val="0"/>
                 <w:sz w:val="17"/>
               </w:rPr>
-              <w:t>Pending</w:t>
+              <w:t>N/A</w:t>
             </w:r>
           </w:p>
         </w:tc>
@@ -2544,14 +2543,14 @@
                 <w:i w:val="0"/>
                 <w:sz w:val="17"/>
               </w:rPr>
-              <w:t>Data-disclosure aspect not concluded</w:t>
+              <w:t>Production protected; data copy noted</w:t>
             </w:r>
           </w:p>
         </w:tc>
         <w:tc>
           <w:tcPr>
             <w:tcW w:type="dxa" w:w="1728"/>
-            <w:shd w:val="clear" w:color="auto" w:fill="FFF4E5"/>
+            <w:shd w:val="clear" w:color="auto" w:fill="E7F5EC"/>
           </w:tcPr>
           <w:p>
             <w:pPr>
@@ -2564,7 +2563,7 @@
                 <w:i w:val="0"/>
                 <w:sz w:val="17"/>
               </w:rPr>
-              <w:t>Pending</w:t>
+              <w:t>Pass – OBS-13</w:t>
             </w:r>
           </w:p>
         </w:tc>
@@ -2725,7 +2724,7 @@
           <w:color w:val="475569"/>
           <w:sz w:val="17"/>
         </w:rPr>
-        <w:t>Source: BSI.IT.23.C4.03 / C4.08 (images 1-3 production; 5-7 non-production). Same login ID MIASANG in both (OI-05).</w:t>
+        <w:t>Source: BSI.IT.23.C4.03 / C4.08 (images 1-3 production; 5-7 non-production). Same login ID MIASANG in both (OBS-12 / OBS-13).</w:t>
       </w:r>
     </w:p>
     <w:p>
